--- a/TallerCPD.docx
+++ b/TallerCPD.docx
@@ -4,7 +4,10 @@
   <w:body>
     <w:p>
       <w:pPr>
-        <w:pStyle w:val="Normal"/>
+        <w:pStyle w:val="Heading1"/>
+        <w:keepNext w:val="true"/>
+        <w:keepLines/>
+        <w:spacing w:before="360" w:after="80"/>
         <w:rPr/>
       </w:pPr>
       <w:r>
@@ -19,15 +22,7 @@
       </w:pPr>
       <w:r>
         <w:rPr/>
-        <w:t xml:space="preserve">Objetivo: Dividir una lista de números en </w:t>
-      </w:r>
-      <w:r>
-        <w:rPr/>
-        <w:t>dos</w:t>
-      </w:r>
-      <w:r>
-        <w:rPr/>
-        <w:t xml:space="preserve"> partes y calcular la suma de cada parte en paralelo usando async y finish.</w:t>
+        <w:t>Objetivo: Dividir una lista de números en dos partes y calcular la suma de cada parte en paralelo usando async y finish.</w:t>
       </w:r>
     </w:p>
     <w:p>
@@ -118,12 +113,22 @@
     </w:p>
     <w:p>
       <w:pPr>
-        <w:pStyle w:val="Normal"/>
-        <w:rPr/>
-      </w:pPr>
-      <w:r>
-        <w:rPr/>
-        <w:t>2. Caso práctico: supongamos que una empresa de retail quiere analizar los datos de ventas de 5 millones de transacciones para identificar:</w:t>
+        <w:pStyle w:val="Heading1"/>
+        <w:rPr/>
+      </w:pPr>
+      <w:r>
+        <w:rPr/>
+        <w:t xml:space="preserve">2.1 Caso práctico: </w:t>
+      </w:r>
+    </w:p>
+    <w:p>
+      <w:pPr>
+        <w:pStyle w:val="BodyText"/>
+        <w:rPr/>
+      </w:pPr>
+      <w:r>
+        <w:rPr/>
+        <w:t>Supongamos que una empresa de retail quiere analizar los datos de ventas de 5 millones de transacciones para identificar:</w:t>
       </w:r>
     </w:p>
     <w:p>
@@ -238,13 +243,23 @@
     </w:p>
     <w:p>
       <w:pPr>
-        <w:pStyle w:val="Normal"/>
-        <w:jc w:val="left"/>
-        <w:rPr/>
-      </w:pPr>
-      <w:r>
-        <w:rPr/>
-        <w:t>3. Desarrolle los siguientes temas de algoritmos de ordenación (trabajo de investigación en clase)</w:t>
+        <w:pStyle w:val="Heading1"/>
+        <w:rPr/>
+      </w:pPr>
+      <w:r>
+        <w:rPr/>
+        <w:t>2.2 Desarrolle:</w:t>
+      </w:r>
+    </w:p>
+    <w:p>
+      <w:pPr>
+        <w:pStyle w:val="Normal"/>
+        <w:jc w:val="left"/>
+        <w:rPr/>
+      </w:pPr>
+      <w:r>
+        <w:rPr/>
+        <w:t>Algoritmos de ordenación (trabajo de investigación en clase)</w:t>
       </w:r>
     </w:p>
     <w:p>
@@ -445,15 +460,1528 @@
     </w:p>
     <w:p>
       <w:pPr>
-        <w:pStyle w:val="Normal"/>
-        <w:widowControl/>
-        <w:bidi w:val="0"/>
-        <w:spacing w:lineRule="auto" w:line="276" w:before="0" w:after="160"/>
-        <w:jc w:val="left"/>
-        <w:rPr/>
-      </w:pPr>
-      <w:r>
-        <w:rPr/>
+        <w:pStyle w:val="Heading1"/>
+        <w:rPr/>
+      </w:pPr>
+      <w:r>
+        <w:rPr/>
+        <w:t>3. Análisis del paralelismo usando el modelo Work–Span</w:t>
+      </w:r>
+    </w:p>
+    <w:p>
+      <w:pPr>
+        <w:pStyle w:val="Normal"/>
+        <w:rPr>
+          <w:b/>
+          <w:bCs/>
+        </w:rPr>
+      </w:pPr>
+      <w:r>
+        <w:rPr>
+          <w:b/>
+          <w:bCs/>
+        </w:rPr>
+        <w:t>Contexto</w:t>
+      </w:r>
+    </w:p>
+    <w:p>
+      <w:pPr>
+        <w:pStyle w:val="Normal"/>
+        <w:rPr/>
+      </w:pPr>
+      <w:r>
+        <w:rPr/>
+        <w:t>En computación paralela, una forma común de analizar el rendimiento</w:t>
+      </w:r>
+    </w:p>
+    <w:p>
+      <w:pPr>
+        <w:pStyle w:val="Normal"/>
+        <w:rPr/>
+      </w:pPr>
+      <w:r>
+        <w:rPr/>
+        <w:t>potencial de un algoritmo es representarlo mediante un grafo acíclico</w:t>
+      </w:r>
+    </w:p>
+    <w:p>
+      <w:pPr>
+        <w:pStyle w:val="Normal"/>
+        <w:rPr/>
+      </w:pPr>
+      <w:r>
+        <w:rPr/>
+        <w:t>dirigido (DAG), donde:</w:t>
+      </w:r>
+    </w:p>
+    <w:p>
+      <w:pPr>
+        <w:pStyle w:val="Normal"/>
+        <w:rPr/>
+      </w:pPr>
+      <w:r>
+        <w:rPr/>
+        <w:tab/>
+        <w:t>•cada nodo representa una tarea</w:t>
+      </w:r>
+    </w:p>
+    <w:p>
+      <w:pPr>
+        <w:pStyle w:val="Normal"/>
+        <w:rPr/>
+      </w:pPr>
+      <w:r>
+        <w:rPr/>
+        <w:tab/>
+        <w:t>•cada arista representa una dependencia entre tareas</w:t>
+      </w:r>
+    </w:p>
+    <w:p>
+      <w:pPr>
+        <w:pStyle w:val="Normal"/>
+        <w:rPr/>
+      </w:pPr>
+      <w:r>
+        <w:rPr/>
+        <w:t>Problema propuesto</w:t>
+      </w:r>
+    </w:p>
+    <w:p>
+      <w:pPr>
+        <w:pStyle w:val="Normal"/>
+        <w:rPr/>
+      </w:pPr>
+      <w:r>
+        <w:rPr/>
+        <w:t>Considere el siguiente conjunto de tareas con sus tiempos de ejecución:</w:t>
+      </w:r>
+    </w:p>
+    <w:p>
+      <w:pPr>
+        <w:pStyle w:val="Normal"/>
+        <w:rPr/>
+      </w:pPr>
+      <w:r>
+        <w:rPr/>
+        <w:drawing>
+          <wp:anchor behindDoc="0" distT="0" distB="0" distL="0" distR="0" simplePos="0" locked="0" layoutInCell="0" allowOverlap="1" relativeHeight="2">
+            <wp:simplePos x="0" y="0"/>
+            <wp:positionH relativeFrom="column">
+              <wp:align>center</wp:align>
+            </wp:positionH>
+            <wp:positionV relativeFrom="paragraph">
+              <wp:posOffset>635</wp:posOffset>
+            </wp:positionV>
+            <wp:extent cx="5400040" cy="2054225"/>
+            <wp:effectExtent l="0" t="0" r="0" b="0"/>
+            <wp:wrapSquare wrapText="largest"/>
+            <wp:docPr id="1" name="Imagen1" descr=""/>
+            <wp:cNvGraphicFramePr>
+              <a:graphicFrameLocks xmlns:a="http://schemas.openxmlformats.org/drawingml/2006/main" noChangeAspect="1"/>
+            </wp:cNvGraphicFramePr>
+            <a:graphic xmlns:a="http://schemas.openxmlformats.org/drawingml/2006/main">
+              <a:graphicData uri="http://schemas.openxmlformats.org/drawingml/2006/picture">
+                <pic:pic xmlns:pic="http://schemas.openxmlformats.org/drawingml/2006/picture">
+                  <pic:nvPicPr>
+                    <pic:cNvPr id="1" name="Imagen1" descr=""/>
+                    <pic:cNvPicPr>
+                      <a:picLocks noChangeAspect="1" noChangeArrowheads="1"/>
+                    </pic:cNvPicPr>
+                  </pic:nvPicPr>
+                  <pic:blipFill>
+                    <a:blip r:embed="rId2"/>
+                    <a:stretch>
+                      <a:fillRect/>
+                    </a:stretch>
+                  </pic:blipFill>
+                  <pic:spPr bwMode="auto">
+                    <a:xfrm>
+                      <a:off x="0" y="0"/>
+                      <a:ext cx="5400040" cy="2054225"/>
+                    </a:xfrm>
+                    <a:prstGeom prst="rect">
+                      <a:avLst/>
+                    </a:prstGeom>
+                  </pic:spPr>
+                </pic:pic>
+              </a:graphicData>
+            </a:graphic>
+          </wp:anchor>
+        </w:drawing>
+      </w:r>
+    </w:p>
+    <w:p>
+      <w:pPr>
+        <w:pStyle w:val="Normal"/>
+        <w:widowControl/>
+        <w:bidi w:val="0"/>
+        <w:spacing w:lineRule="auto" w:line="276" w:before="0" w:after="160"/>
+        <w:jc w:val="left"/>
+        <w:rPr/>
+      </w:pPr>
+      <w:r>
+        <w:rPr/>
+        <w:t>Dependencias entre tareas:</w:t>
+      </w:r>
+    </w:p>
+    <w:p>
+      <w:pPr>
+        <w:pStyle w:val="Normal"/>
+        <w:widowControl/>
+        <w:bidi w:val="0"/>
+        <w:spacing w:lineRule="auto" w:line="276" w:before="0" w:after="160"/>
+        <w:jc w:val="left"/>
+        <w:rPr/>
+      </w:pPr>
+      <w:r>
+        <w:rPr/>
+        <w:t>La tarea A debe ejecutarse primero.</w:t>
+      </w:r>
+    </w:p>
+    <w:p>
+      <w:pPr>
+        <w:pStyle w:val="Normal"/>
+        <w:widowControl/>
+        <w:bidi w:val="0"/>
+        <w:spacing w:lineRule="auto" w:line="276" w:before="0" w:after="160"/>
+        <w:jc w:val="left"/>
+        <w:rPr/>
+      </w:pPr>
+      <w:r>
+        <w:rPr/>
+        <w:t>Las tareas B y C dependen de A.</w:t>
+      </w:r>
+    </w:p>
+    <w:p>
+      <w:pPr>
+        <w:pStyle w:val="Normal"/>
+        <w:widowControl/>
+        <w:bidi w:val="0"/>
+        <w:spacing w:lineRule="auto" w:line="276" w:before="0" w:after="160"/>
+        <w:jc w:val="left"/>
+        <w:rPr/>
+      </w:pPr>
+      <w:r>
+        <w:rPr/>
+        <w:t>La tarea D depende de B y C.</w:t>
+      </w:r>
+    </w:p>
+    <w:p>
+      <w:pPr>
+        <w:pStyle w:val="Normal"/>
+        <w:widowControl/>
+        <w:bidi w:val="0"/>
+        <w:spacing w:lineRule="auto" w:line="276" w:before="0" w:after="160"/>
+        <w:jc w:val="left"/>
+        <w:rPr/>
+      </w:pPr>
+      <w:r>
+        <w:drawing>
+          <wp:anchor behindDoc="0" distT="0" distB="0" distL="0" distR="0" simplePos="0" locked="0" layoutInCell="0" allowOverlap="1" relativeHeight="3">
+            <wp:simplePos x="0" y="0"/>
+            <wp:positionH relativeFrom="column">
+              <wp:posOffset>411480</wp:posOffset>
+            </wp:positionH>
+            <wp:positionV relativeFrom="paragraph">
+              <wp:posOffset>635</wp:posOffset>
+            </wp:positionV>
+            <wp:extent cx="1457325" cy="1409700"/>
+            <wp:effectExtent l="0" t="0" r="0" b="0"/>
+            <wp:wrapSquare wrapText="largest"/>
+            <wp:docPr id="2" name="Imagen2" descr=""/>
+            <wp:cNvGraphicFramePr>
+              <a:graphicFrameLocks xmlns:a="http://schemas.openxmlformats.org/drawingml/2006/main" noChangeAspect="1"/>
+            </wp:cNvGraphicFramePr>
+            <a:graphic xmlns:a="http://schemas.openxmlformats.org/drawingml/2006/main">
+              <a:graphicData uri="http://schemas.openxmlformats.org/drawingml/2006/picture">
+                <pic:pic xmlns:pic="http://schemas.openxmlformats.org/drawingml/2006/picture">
+                  <pic:nvPicPr>
+                    <pic:cNvPr id="2" name="Imagen2" descr=""/>
+                    <pic:cNvPicPr>
+                      <a:picLocks noChangeAspect="1" noChangeArrowheads="1"/>
+                    </pic:cNvPicPr>
+                  </pic:nvPicPr>
+                  <pic:blipFill>
+                    <a:blip r:embed="rId3"/>
+                    <a:stretch>
+                      <a:fillRect/>
+                    </a:stretch>
+                  </pic:blipFill>
+                  <pic:spPr bwMode="auto">
+                    <a:xfrm>
+                      <a:off x="0" y="0"/>
+                      <a:ext cx="1457325" cy="1409700"/>
+                    </a:xfrm>
+                    <a:prstGeom prst="rect">
+                      <a:avLst/>
+                    </a:prstGeom>
+                  </pic:spPr>
+                </pic:pic>
+              </a:graphicData>
+            </a:graphic>
+          </wp:anchor>
+        </w:drawing>
+      </w:r>
+      <w:r>
+        <w:rPr/>
+        <w:t xml:space="preserve"> </w:t>
+      </w:r>
+    </w:p>
+    <w:p>
+      <w:pPr>
+        <w:pStyle w:val="Normal"/>
+        <w:widowControl/>
+        <w:bidi w:val="0"/>
+        <w:spacing w:lineRule="auto" w:line="276" w:before="0" w:after="160"/>
+        <w:jc w:val="left"/>
+        <w:rPr/>
+      </w:pPr>
+      <w:r>
+        <w:rPr/>
+      </w:r>
+    </w:p>
+    <w:p>
+      <w:pPr>
+        <w:pStyle w:val="Normal"/>
+        <w:widowControl/>
+        <w:bidi w:val="0"/>
+        <w:spacing w:lineRule="auto" w:line="276" w:before="0" w:after="160"/>
+        <w:jc w:val="left"/>
+        <w:rPr/>
+      </w:pPr>
+      <w:r>
+        <w:rPr/>
+      </w:r>
+    </w:p>
+    <w:p>
+      <w:pPr>
+        <w:pStyle w:val="Normal"/>
+        <w:widowControl/>
+        <w:bidi w:val="0"/>
+        <w:spacing w:lineRule="auto" w:line="276" w:before="0" w:after="160"/>
+        <w:jc w:val="left"/>
+        <w:rPr/>
+      </w:pPr>
+      <w:r>
+        <w:rPr/>
+      </w:r>
+    </w:p>
+    <w:p>
+      <w:pPr>
+        <w:pStyle w:val="Normal"/>
+        <w:widowControl/>
+        <w:bidi w:val="0"/>
+        <w:spacing w:lineRule="auto" w:line="276" w:before="0" w:after="160"/>
+        <w:jc w:val="left"/>
+        <w:rPr/>
+      </w:pPr>
+      <w:r>
+        <w:rPr/>
+      </w:r>
+    </w:p>
+    <w:p>
+      <w:pPr>
+        <w:pStyle w:val="Normal"/>
+        <w:widowControl/>
+        <w:bidi w:val="0"/>
+        <w:spacing w:lineRule="auto" w:line="276" w:before="0" w:after="160"/>
+        <w:jc w:val="left"/>
+        <w:rPr/>
+      </w:pPr>
+      <w:r>
+        <w:rPr/>
+        <w:t>Actividades a desarrollar</w:t>
+      </w:r>
+    </w:p>
+    <w:p>
+      <w:pPr>
+        <w:pStyle w:val="Normal"/>
+        <w:widowControl/>
+        <w:bidi w:val="0"/>
+        <w:spacing w:lineRule="auto" w:line="276" w:before="0" w:after="160"/>
+        <w:jc w:val="left"/>
+        <w:rPr/>
+      </w:pPr>
+      <w:r>
+        <w:rPr/>
+        <w:t>Se deberá investigar y calcular lo</w:t>
+      </w:r>
+    </w:p>
+    <w:p>
+      <w:pPr>
+        <w:pStyle w:val="Normal"/>
+        <w:widowControl/>
+        <w:bidi w:val="0"/>
+        <w:spacing w:lineRule="auto" w:line="276" w:before="0" w:after="160"/>
+        <w:jc w:val="left"/>
+        <w:rPr/>
+      </w:pPr>
+      <w:r>
+        <w:rPr/>
+        <w:t>siguiente:</w:t>
+      </w:r>
+    </w:p>
+    <w:p>
+      <w:pPr>
+        <w:pStyle w:val="Normal"/>
+        <w:widowControl/>
+        <w:bidi w:val="0"/>
+        <w:spacing w:lineRule="auto" w:line="276" w:before="0" w:after="160"/>
+        <w:jc w:val="left"/>
+        <w:rPr/>
+      </w:pPr>
+      <w:r>
+        <w:rPr/>
+        <w:t xml:space="preserve">1. </w:t>
+      </w:r>
+      <w:r>
+        <w:rPr>
+          <w:b/>
+          <w:bCs/>
+        </w:rPr>
+        <w:t>Construcción del DAG</w:t>
+      </w:r>
+    </w:p>
+    <w:p>
+      <w:pPr>
+        <w:pStyle w:val="Normal"/>
+        <w:widowControl/>
+        <w:bidi w:val="0"/>
+        <w:spacing w:lineRule="auto" w:line="276" w:before="0" w:after="160"/>
+        <w:jc w:val="left"/>
+        <w:rPr/>
+      </w:pPr>
+      <w:r>
+        <w:rPr/>
+        <w:t>Represente gráficamente el grafo</w:t>
+      </w:r>
+    </w:p>
+    <w:p>
+      <w:pPr>
+        <w:pStyle w:val="Normal"/>
+        <w:widowControl/>
+        <w:bidi w:val="0"/>
+        <w:spacing w:lineRule="auto" w:line="276" w:before="0" w:after="160"/>
+        <w:jc w:val="left"/>
+        <w:rPr/>
+      </w:pPr>
+      <w:r>
+        <w:rPr/>
+        <w:t>de dependencias del algoritmo.</w:t>
+      </w:r>
+    </w:p>
+    <w:p>
+      <w:pPr>
+        <w:pStyle w:val="Normal"/>
+        <w:widowControl/>
+        <w:bidi w:val="0"/>
+        <w:spacing w:lineRule="auto" w:line="276" w:before="0" w:after="160"/>
+        <w:jc w:val="left"/>
+        <w:rPr/>
+      </w:pPr>
+      <w:r>
+        <w:rPr/>
+        <w:t>Explique:</w:t>
+      </w:r>
+    </w:p>
+    <w:p>
+      <w:pPr>
+        <w:pStyle w:val="Normal"/>
+        <w:widowControl/>
+        <w:bidi w:val="0"/>
+        <w:spacing w:lineRule="auto" w:line="276" w:before="0" w:after="160"/>
+        <w:jc w:val="left"/>
+        <w:rPr/>
+      </w:pPr>
+      <w:r>
+        <w:rPr/>
+        <w:t>qué representa cada nodo</w:t>
+      </w:r>
+    </w:p>
+    <w:p>
+      <w:pPr>
+        <w:pStyle w:val="Normal"/>
+        <w:widowControl/>
+        <w:bidi w:val="0"/>
+        <w:spacing w:lineRule="auto" w:line="276" w:before="0" w:after="160"/>
+        <w:jc w:val="left"/>
+        <w:rPr/>
+      </w:pPr>
+      <w:r>
+        <w:rPr/>
+        <w:t>qué representan las aristas.</w:t>
+      </w:r>
+    </w:p>
+    <w:p>
+      <w:pPr>
+        <w:pStyle w:val="Normal"/>
+        <w:widowControl/>
+        <w:bidi w:val="0"/>
+        <w:spacing w:lineRule="auto" w:line="276" w:before="0" w:after="160"/>
+        <w:jc w:val="left"/>
+        <w:rPr/>
+      </w:pPr>
+      <w:r>
+        <w:rPr/>
+        <w:t xml:space="preserve">2. </w:t>
+      </w:r>
+      <w:r>
+        <w:rPr>
+          <w:b/>
+          <w:bCs/>
+        </w:rPr>
+        <w:t>Cálculo del trabajo total</w:t>
+      </w:r>
+    </w:p>
+    <w:p>
+      <w:pPr>
+        <w:pStyle w:val="Normal"/>
+        <w:widowControl/>
+        <w:bidi w:val="0"/>
+        <w:spacing w:lineRule="auto" w:line="276" w:before="0" w:after="160"/>
+        <w:jc w:val="left"/>
+        <w:rPr/>
+      </w:pPr>
+      <w:r>
+        <w:rPr/>
+        <w:t>Calcule el trabajo total del</w:t>
+      </w:r>
+    </w:p>
+    <w:p>
+      <w:pPr>
+        <w:pStyle w:val="Normal"/>
+        <w:widowControl/>
+        <w:bidi w:val="0"/>
+        <w:spacing w:lineRule="auto" w:line="276" w:before="0" w:after="160"/>
+        <w:jc w:val="left"/>
+        <w:rPr/>
+      </w:pPr>
+      <w:r>
+        <w:rPr/>
+        <w:t>algoritmo 𝑇1.</w:t>
+      </w:r>
+    </w:p>
+    <w:p>
+      <w:pPr>
+        <w:pStyle w:val="Normal"/>
+        <w:widowControl/>
+        <w:bidi w:val="0"/>
+        <w:spacing w:lineRule="auto" w:line="276" w:before="0" w:after="160"/>
+        <w:jc w:val="left"/>
+        <w:rPr/>
+      </w:pPr>
+      <w:r>
+        <w:rPr/>
+        <w:t>Este corresponde al tiempo</w:t>
+      </w:r>
+    </w:p>
+    <w:p>
+      <w:pPr>
+        <w:pStyle w:val="Normal"/>
+        <w:widowControl/>
+        <w:bidi w:val="0"/>
+        <w:spacing w:lineRule="auto" w:line="276" w:before="0" w:after="160"/>
+        <w:jc w:val="left"/>
+        <w:rPr/>
+      </w:pPr>
+      <w:r>
+        <w:rPr/>
+        <w:t>total si el algoritmo se</w:t>
+      </w:r>
+    </w:p>
+    <w:p>
+      <w:pPr>
+        <w:pStyle w:val="Normal"/>
+        <w:widowControl/>
+        <w:bidi w:val="0"/>
+        <w:spacing w:lineRule="auto" w:line="276" w:before="0" w:after="160"/>
+        <w:jc w:val="left"/>
+        <w:rPr/>
+      </w:pPr>
+      <w:r>
+        <w:rPr/>
+        <w:t>ejecuta en un solo</w:t>
+      </w:r>
+    </w:p>
+    <w:p>
+      <w:pPr>
+        <w:pStyle w:val="Normal"/>
+        <w:widowControl/>
+        <w:bidi w:val="0"/>
+        <w:spacing w:lineRule="auto" w:line="276" w:before="0" w:after="160"/>
+        <w:jc w:val="left"/>
+        <w:rPr/>
+      </w:pPr>
+      <w:r>
+        <w:rPr/>
+        <w:t>procesador.</w:t>
+      </w:r>
+    </w:p>
+    <w:p>
+      <w:pPr>
+        <w:pStyle w:val="Normal"/>
+        <w:widowControl/>
+        <w:bidi w:val="0"/>
+        <w:spacing w:lineRule="auto" w:line="276" w:before="0" w:after="160"/>
+        <w:jc w:val="left"/>
+        <w:rPr/>
+      </w:pPr>
+      <w:r>
+        <w:rPr/>
+        <w:t xml:space="preserve">3. </w:t>
+      </w:r>
+      <w:r>
+        <w:rPr>
+          <w:b/>
+          <w:bCs/>
+        </w:rPr>
+        <w:t>Determinación de la ruta crítica</w:t>
+      </w:r>
+    </w:p>
+    <w:p>
+      <w:pPr>
+        <w:pStyle w:val="Normal"/>
+        <w:widowControl/>
+        <w:bidi w:val="0"/>
+        <w:spacing w:lineRule="auto" w:line="276" w:before="0" w:after="160"/>
+        <w:jc w:val="left"/>
+        <w:rPr/>
+      </w:pPr>
+      <w:r>
+        <w:rPr/>
+        <w:t>Determine:</w:t>
+      </w:r>
+    </w:p>
+    <w:p>
+      <w:pPr>
+        <w:pStyle w:val="Normal"/>
+        <w:widowControl/>
+        <w:bidi w:val="0"/>
+        <w:spacing w:lineRule="auto" w:line="276" w:before="0" w:after="160"/>
+        <w:jc w:val="left"/>
+        <w:rPr/>
+      </w:pPr>
+      <w:r>
+        <w:rPr/>
+        <w:t>la ruta crítica del DAG</w:t>
+      </w:r>
+    </w:p>
+    <w:p>
+      <w:pPr>
+        <w:pStyle w:val="Normal"/>
+        <w:widowControl/>
+        <w:bidi w:val="0"/>
+        <w:spacing w:lineRule="auto" w:line="276" w:before="0" w:after="160"/>
+        <w:jc w:val="left"/>
+        <w:rPr/>
+      </w:pPr>
+      <w:r>
+        <w:rPr/>
+        <w:t>el valor de 𝑇∞.</w:t>
+      </w:r>
+    </w:p>
+    <w:p>
+      <w:pPr>
+        <w:pStyle w:val="Normal"/>
+        <w:widowControl/>
+        <w:bidi w:val="0"/>
+        <w:spacing w:lineRule="auto" w:line="276" w:before="0" w:after="160"/>
+        <w:jc w:val="left"/>
+        <w:rPr/>
+      </w:pPr>
+      <w:r>
+        <w:rPr/>
+        <w:t>Explique por qué esta ruta determina el límite mínimo de ejecución del</w:t>
+      </w:r>
+    </w:p>
+    <w:p>
+      <w:pPr>
+        <w:pStyle w:val="Normal"/>
+        <w:widowControl/>
+        <w:bidi w:val="0"/>
+        <w:spacing w:lineRule="auto" w:line="276" w:before="0" w:after="160"/>
+        <w:jc w:val="left"/>
+        <w:rPr/>
+      </w:pPr>
+      <w:r>
+        <w:rPr/>
+        <w:t>algoritmo.</w:t>
+      </w:r>
+    </w:p>
+    <w:p>
+      <w:pPr>
+        <w:pStyle w:val="Normal"/>
+        <w:widowControl/>
+        <w:bidi w:val="0"/>
+        <w:spacing w:lineRule="auto" w:line="276" w:before="0" w:after="160"/>
+        <w:jc w:val="left"/>
+        <w:rPr/>
+      </w:pPr>
+      <w:r>
+        <w:rPr/>
+        <w:t xml:space="preserve">4. </w:t>
+      </w:r>
+      <w:r>
+        <w:rPr>
+          <w:b/>
+          <w:bCs/>
+        </w:rPr>
+        <w:t>Cálculo del paralelismo potencial</w:t>
+      </w:r>
+    </w:p>
+    <w:p>
+      <w:pPr>
+        <w:pStyle w:val="Normal"/>
+        <w:widowControl/>
+        <w:bidi w:val="0"/>
+        <w:spacing w:lineRule="auto" w:line="276" w:before="0" w:after="160"/>
+        <w:jc w:val="left"/>
+        <w:rPr/>
+      </w:pPr>
+      <w:r>
+        <w:rPr/>
+        <w:t>Calcule el paralelismo potencial del algoritmo:</w:t>
+      </w:r>
+    </w:p>
+    <w:p>
+      <w:pPr>
+        <w:pStyle w:val="Normal"/>
+        <w:widowControl/>
+        <w:bidi w:val="0"/>
+        <w:spacing w:lineRule="auto" w:line="276" w:before="0" w:after="160"/>
+        <w:jc w:val="left"/>
+        <w:rPr/>
+      </w:pPr>
+      <w:r>
+        <w:rPr/>
+        <w:t>Π = 𝑇</w:t>
+      </w:r>
+      <w:r>
+        <w:rPr>
+          <w:sz w:val="16"/>
+          <w:szCs w:val="16"/>
+        </w:rPr>
+        <w:t>1</w:t>
+      </w:r>
+      <w:r>
+        <w:rPr/>
+        <w:t xml:space="preserve"> / 𝑇∞</w:t>
+      </w:r>
+    </w:p>
+    <w:p>
+      <w:pPr>
+        <w:pStyle w:val="Normal"/>
+        <w:widowControl/>
+        <w:bidi w:val="0"/>
+        <w:spacing w:lineRule="auto" w:line="276" w:before="0" w:after="160"/>
+        <w:jc w:val="left"/>
+        <w:rPr/>
+      </w:pPr>
+      <w:r>
+        <w:rPr/>
+        <w:t>Interprete qué significa este valor para el algoritmo.</w:t>
+      </w:r>
+    </w:p>
+    <w:p>
+      <w:pPr>
+        <w:pStyle w:val="Normal"/>
+        <w:widowControl/>
+        <w:bidi w:val="0"/>
+        <w:spacing w:lineRule="auto" w:line="276" w:before="0" w:after="160"/>
+        <w:jc w:val="left"/>
+        <w:rPr/>
+      </w:pPr>
+      <w:r>
+        <w:rPr/>
+        <w:t xml:space="preserve">5. </w:t>
+      </w:r>
+      <w:r>
+        <w:rPr>
+          <w:b/>
+          <w:bCs/>
+        </w:rPr>
+        <w:t>Análisis con múltiples procesadores</w:t>
+      </w:r>
+    </w:p>
+    <w:p>
+      <w:pPr>
+        <w:pStyle w:val="Normal"/>
+        <w:widowControl/>
+        <w:bidi w:val="0"/>
+        <w:spacing w:lineRule="auto" w:line="276" w:before="0" w:after="160"/>
+        <w:jc w:val="left"/>
+        <w:rPr/>
+      </w:pPr>
+      <w:r>
+        <w:rPr/>
+        <w:t>Considere un sistema con 2 procesadores.</w:t>
+      </w:r>
+    </w:p>
+    <w:p>
+      <w:pPr>
+        <w:pStyle w:val="Normal"/>
+        <w:widowControl/>
+        <w:bidi w:val="0"/>
+        <w:spacing w:lineRule="auto" w:line="276" w:before="0" w:after="160"/>
+        <w:jc w:val="left"/>
+        <w:rPr/>
+      </w:pPr>
+      <w:r>
+        <w:rPr/>
+        <w:t>Utilizando el modelo teórico de paralelismo, analice el tiempo mínimo</w:t>
+      </w:r>
+    </w:p>
+    <w:p>
+      <w:pPr>
+        <w:pStyle w:val="Normal"/>
+        <w:widowControl/>
+        <w:bidi w:val="0"/>
+        <w:spacing w:lineRule="auto" w:line="276" w:before="0" w:after="160"/>
+        <w:jc w:val="left"/>
+        <w:rPr/>
+      </w:pPr>
+      <w:r>
+        <w:rPr/>
+        <w:t>posible de ejecución</w:t>
+      </w:r>
+    </w:p>
+    <w:p>
+      <w:pPr>
+        <w:pStyle w:val="Normal"/>
+        <w:widowControl/>
+        <w:bidi w:val="0"/>
+        <w:spacing w:lineRule="auto" w:line="276" w:before="0" w:after="160"/>
+        <w:jc w:val="left"/>
+        <w:rPr/>
+      </w:pPr>
+      <w:r>
+        <w:rPr/>
+        <w:t>Explique:</w:t>
+      </w:r>
+    </w:p>
+    <w:p>
+      <w:pPr>
+        <w:pStyle w:val="Normal"/>
+        <w:widowControl/>
+        <w:bidi w:val="0"/>
+        <w:spacing w:lineRule="auto" w:line="276" w:before="0" w:after="160"/>
+        <w:jc w:val="left"/>
+        <w:rPr/>
+      </w:pPr>
+      <w:r>
+        <w:rPr/>
+        <w:tab/>
+        <w:t>- cuál de los dos términos domina</w:t>
+      </w:r>
+    </w:p>
+    <w:p>
+      <w:pPr>
+        <w:pStyle w:val="Normal"/>
+        <w:widowControl/>
+        <w:bidi w:val="0"/>
+        <w:spacing w:lineRule="auto" w:line="276" w:before="0" w:after="160"/>
+        <w:jc w:val="left"/>
+        <w:rPr/>
+      </w:pPr>
+      <w:r>
+        <w:rPr/>
+        <w:tab/>
+        <w:t>-por qué ocurre.</w:t>
+      </w:r>
+    </w:p>
+    <w:p>
+      <w:pPr>
+        <w:pStyle w:val="Normal"/>
+        <w:widowControl/>
+        <w:bidi w:val="0"/>
+        <w:spacing w:lineRule="auto" w:line="276" w:before="0" w:after="160"/>
+        <w:jc w:val="left"/>
+        <w:rPr>
+          <w:i/>
+          <w:i/>
+          <w:iCs/>
+        </w:rPr>
+      </w:pPr>
+      <w:r>
+        <w:rPr>
+          <w:i/>
+          <w:iCs/>
+        </w:rPr>
+        <w:t>Planificación de ejecución</w:t>
+      </w:r>
+    </w:p>
+    <w:p>
+      <w:pPr>
+        <w:pStyle w:val="Normal"/>
+        <w:widowControl/>
+        <w:bidi w:val="0"/>
+        <w:spacing w:lineRule="auto" w:line="276" w:before="0" w:after="160"/>
+        <w:jc w:val="left"/>
+        <w:rPr/>
+      </w:pPr>
+      <w:r>
+        <w:rPr/>
+        <w:t>Diseñe una posible planificación de las tareas en dos procesadores.</w:t>
+      </w:r>
+    </w:p>
+    <w:p>
+      <w:pPr>
+        <w:pStyle w:val="Normal"/>
+        <w:widowControl/>
+        <w:bidi w:val="0"/>
+        <w:spacing w:lineRule="auto" w:line="276" w:before="0" w:after="160"/>
+        <w:jc w:val="left"/>
+        <w:rPr/>
+      </w:pPr>
+      <w:r>
+        <w:rPr/>
+        <w:t>Construya una línea de tiempo que muestre:</w:t>
+      </w:r>
+    </w:p>
+    <w:p>
+      <w:pPr>
+        <w:pStyle w:val="Normal"/>
+        <w:widowControl/>
+        <w:bidi w:val="0"/>
+        <w:spacing w:lineRule="auto" w:line="276" w:before="0" w:after="160"/>
+        <w:jc w:val="left"/>
+        <w:rPr/>
+      </w:pPr>
+      <w:r>
+        <w:rPr/>
+        <w:tab/>
+        <w:t>- qué tareas ejecuta cada procesador</w:t>
+      </w:r>
+    </w:p>
+    <w:p>
+      <w:pPr>
+        <w:pStyle w:val="Normal"/>
+        <w:widowControl/>
+        <w:bidi w:val="0"/>
+        <w:spacing w:lineRule="auto" w:line="276" w:before="0" w:after="160"/>
+        <w:jc w:val="left"/>
+        <w:rPr/>
+      </w:pPr>
+      <w:r>
+        <w:rPr/>
+        <w:tab/>
+        <w:t>- en qué momento.</w:t>
+      </w:r>
+    </w:p>
+    <w:p>
+      <w:pPr>
+        <w:pStyle w:val="Normal"/>
+        <w:widowControl/>
+        <w:bidi w:val="0"/>
+        <w:spacing w:lineRule="auto" w:line="276" w:before="0" w:after="160"/>
+        <w:jc w:val="left"/>
+        <w:rPr/>
+      </w:pPr>
+      <w:r>
+        <w:rPr/>
+        <w:t xml:space="preserve">7. </w:t>
+      </w:r>
+      <w:r>
+        <w:rPr>
+          <w:b/>
+          <w:bCs/>
+          <w:i w:val="false"/>
+          <w:iCs w:val="false"/>
+        </w:rPr>
+        <w:t>Cálculo del speedup</w:t>
+      </w:r>
+    </w:p>
+    <w:p>
+      <w:pPr>
+        <w:pStyle w:val="Normal"/>
+        <w:widowControl/>
+        <w:bidi w:val="0"/>
+        <w:spacing w:lineRule="auto" w:line="276" w:before="0" w:after="160"/>
+        <w:jc w:val="left"/>
+        <w:rPr/>
+      </w:pPr>
+      <w:r>
+        <w:rPr/>
+        <w:t>Calcule el speedup obtenido con dos procesadores:</w:t>
+      </w:r>
+    </w:p>
+    <w:p>
+      <w:pPr>
+        <w:pStyle w:val="Normal"/>
+        <w:widowControl/>
+        <w:bidi w:val="0"/>
+        <w:spacing w:lineRule="auto" w:line="276" w:before="0" w:after="160"/>
+        <w:jc w:val="left"/>
+        <w:rPr/>
+      </w:pPr>
+      <w:r>
+        <w:rPr/>
+        <w:t>𝑆</w:t>
+      </w:r>
+      <w:r>
+        <w:rPr>
+          <w:sz w:val="16"/>
+          <w:szCs w:val="16"/>
+        </w:rPr>
+        <w:t>𝑃</w:t>
+      </w:r>
+      <w:r>
+        <w:rPr/>
+        <w:t xml:space="preserve"> </w:t>
+      </w:r>
+      <w:r>
+        <w:rPr/>
+        <w:t>= 𝑇</w:t>
+      </w:r>
+      <w:r>
+        <w:rPr>
+          <w:sz w:val="16"/>
+          <w:szCs w:val="16"/>
+        </w:rPr>
+        <w:t>1</w:t>
+      </w:r>
+      <w:r>
+        <w:rPr/>
+        <w:t xml:space="preserve"> / 𝑇</w:t>
+      </w:r>
+      <w:r>
+        <w:rPr>
+          <w:sz w:val="16"/>
+          <w:szCs w:val="16"/>
+        </w:rPr>
+        <w:t>𝑃</w:t>
+      </w:r>
+    </w:p>
+    <w:p>
+      <w:pPr>
+        <w:pStyle w:val="Normal"/>
+        <w:widowControl/>
+        <w:bidi w:val="0"/>
+        <w:spacing w:lineRule="auto" w:line="276" w:before="0" w:after="160"/>
+        <w:jc w:val="left"/>
+        <w:rPr/>
+      </w:pPr>
+      <w:r>
+        <w:rPr/>
+        <w:t>Analice si el resultado coincide con el paralelismo potencial calculado</w:t>
+      </w:r>
+    </w:p>
+    <w:p>
+      <w:pPr>
+        <w:pStyle w:val="Normal"/>
+        <w:widowControl/>
+        <w:bidi w:val="0"/>
+        <w:spacing w:lineRule="auto" w:line="276" w:before="0" w:after="160"/>
+        <w:jc w:val="left"/>
+        <w:rPr/>
+      </w:pPr>
+      <w:r>
+        <w:rPr/>
+        <w:t>anteriormente.</w:t>
+      </w:r>
+    </w:p>
+    <w:p>
+      <w:pPr>
+        <w:pStyle w:val="Normal"/>
+        <w:widowControl/>
+        <w:bidi w:val="0"/>
+        <w:spacing w:lineRule="auto" w:line="276" w:before="0" w:after="160"/>
+        <w:jc w:val="left"/>
+        <w:rPr/>
+      </w:pPr>
+      <w:r>
+        <w:rPr/>
+        <w:t>Responder las siguientes preguntas:</w:t>
+      </w:r>
+    </w:p>
+    <w:p>
+      <w:pPr>
+        <w:pStyle w:val="Normal"/>
+        <w:widowControl/>
+        <w:bidi w:val="0"/>
+        <w:spacing w:lineRule="auto" w:line="276" w:before="0" w:after="160"/>
+        <w:jc w:val="left"/>
+        <w:rPr/>
+      </w:pPr>
+      <w:r>
+        <w:rPr/>
+        <w:tab/>
+        <w:t>- ¿Agregar más procesadores siempre mejora el rendimiento?</w:t>
+      </w:r>
+    </w:p>
+    <w:p>
+      <w:pPr>
+        <w:pStyle w:val="Normal"/>
+        <w:widowControl/>
+        <w:bidi w:val="0"/>
+        <w:spacing w:lineRule="auto" w:line="276" w:before="0" w:after="160"/>
+        <w:jc w:val="left"/>
+        <w:rPr/>
+      </w:pPr>
+      <w:r>
+        <w:rPr/>
+        <w:tab/>
+        <w:t>- ¿Qué factor del algoritmo limita el paralelismo?</w:t>
+      </w:r>
+    </w:p>
+    <w:p>
+      <w:pPr>
+        <w:pStyle w:val="Normal"/>
+        <w:widowControl/>
+        <w:bidi w:val="0"/>
+        <w:spacing w:lineRule="auto" w:line="276" w:before="0" w:after="160"/>
+        <w:jc w:val="left"/>
+        <w:rPr/>
+      </w:pPr>
+      <w:r>
+        <w:rPr/>
+        <w:tab/>
+        <w:t>- ¿Cómo podría modificarse el algoritmo para aumentar el paralelismo?</w:t>
+      </w:r>
+    </w:p>
+    <w:p>
+      <w:pPr>
+        <w:pStyle w:val="Normal"/>
+        <w:widowControl/>
+        <w:bidi w:val="0"/>
+        <w:spacing w:lineRule="auto" w:line="276" w:before="0" w:after="160"/>
+        <w:jc w:val="left"/>
+        <w:rPr>
+          <w:b/>
+          <w:bCs/>
+          <w:i/>
+          <w:i/>
+          <w:iCs/>
+          <w:u w:val="single"/>
+        </w:rPr>
+      </w:pPr>
+      <w:r>
+        <w:rPr>
+          <w:b/>
+          <w:bCs/>
+          <w:i/>
+          <w:iCs/>
+          <w:u w:val="single"/>
+        </w:rPr>
+        <w:t>Entregables esperados</w:t>
+      </w:r>
+    </w:p>
+    <w:p>
+      <w:pPr>
+        <w:pStyle w:val="Normal"/>
+        <w:widowControl/>
+        <w:bidi w:val="0"/>
+        <w:spacing w:lineRule="auto" w:line="276" w:before="0" w:after="160"/>
+        <w:jc w:val="left"/>
+        <w:rPr/>
+      </w:pPr>
+      <w:r>
+        <w:rPr/>
+        <w:t>Se deberá entregar un informe corto que incluya:</w:t>
+      </w:r>
+    </w:p>
+    <w:p>
+      <w:pPr>
+        <w:pStyle w:val="Normal"/>
+        <w:widowControl/>
+        <w:bidi w:val="0"/>
+        <w:spacing w:lineRule="auto" w:line="276" w:before="0" w:after="160"/>
+        <w:jc w:val="left"/>
+        <w:rPr/>
+      </w:pPr>
+      <w:r>
+        <w:rPr/>
+        <w:tab/>
+        <w:t>•representación del DAG</w:t>
+      </w:r>
+    </w:p>
+    <w:p>
+      <w:pPr>
+        <w:pStyle w:val="Normal"/>
+        <w:widowControl/>
+        <w:bidi w:val="0"/>
+        <w:spacing w:lineRule="auto" w:line="276" w:before="0" w:after="160"/>
+        <w:jc w:val="left"/>
+        <w:rPr/>
+      </w:pPr>
+      <w:r>
+        <w:rPr/>
+        <w:tab/>
+        <w:t>•cálculos paso a paso</w:t>
+      </w:r>
+    </w:p>
+    <w:p>
+      <w:pPr>
+        <w:pStyle w:val="Normal"/>
+        <w:widowControl/>
+        <w:bidi w:val="0"/>
+        <w:spacing w:lineRule="auto" w:line="276" w:before="0" w:after="160"/>
+        <w:jc w:val="left"/>
+        <w:rPr/>
+      </w:pPr>
+      <w:r>
+        <w:rPr/>
+        <w:tab/>
+        <w:t>•explicación conceptual de cada métrica</w:t>
+      </w:r>
+    </w:p>
+    <w:p>
+      <w:pPr>
+        <w:pStyle w:val="Normal"/>
+        <w:widowControl/>
+        <w:bidi w:val="0"/>
+        <w:spacing w:lineRule="auto" w:line="276" w:before="0" w:after="160"/>
+        <w:jc w:val="left"/>
+        <w:rPr/>
+      </w:pPr>
+      <w:r>
+        <w:rPr/>
+        <w:tab/>
+        <w:t>•diagrama de planificación de tareas</w:t>
+      </w:r>
+    </w:p>
+    <w:p>
+      <w:pPr>
+        <w:pStyle w:val="Normal"/>
+        <w:widowControl/>
+        <w:bidi w:val="0"/>
+        <w:spacing w:lineRule="auto" w:line="276" w:before="0" w:after="160"/>
+        <w:jc w:val="left"/>
+        <w:rPr/>
+      </w:pPr>
+      <w:r>
+        <w:rPr/>
+        <w:tab/>
+        <w:t>•reflexión final.</w:t>
+      </w:r>
+    </w:p>
+    <w:p>
+      <w:pPr>
+        <w:pStyle w:val="Heading1"/>
+        <w:rPr/>
+      </w:pPr>
+      <w:r>
+        <w:rPr/>
+        <w:t>4. Simulación de tareas concurrentes con Futures</w:t>
+      </w:r>
+    </w:p>
+    <w:p>
+      <w:pPr>
+        <w:pStyle w:val="Normal"/>
+        <w:widowControl/>
+        <w:bidi w:val="0"/>
+        <w:spacing w:lineRule="auto" w:line="276" w:before="0" w:after="160"/>
+        <w:jc w:val="left"/>
+        <w:rPr>
+          <w:b/>
+          <w:bCs/>
+        </w:rPr>
+      </w:pPr>
+      <w:r>
+        <w:rPr>
+          <w:b/>
+          <w:bCs/>
+        </w:rPr>
+        <w:t>Contexto del problema</w:t>
+      </w:r>
+    </w:p>
+    <w:p>
+      <w:pPr>
+        <w:pStyle w:val="Normal"/>
+        <w:widowControl/>
+        <w:bidi w:val="0"/>
+        <w:spacing w:lineRule="auto" w:line="276" w:before="0" w:after="160"/>
+        <w:jc w:val="left"/>
+        <w:rPr/>
+      </w:pPr>
+      <w:r>
+        <w:rPr/>
+        <w:t>Una aplicación debe realizar 3 tareas independientes:</w:t>
+      </w:r>
+    </w:p>
+    <w:p>
+      <w:pPr>
+        <w:pStyle w:val="Normal"/>
+        <w:widowControl/>
+        <w:bidi w:val="0"/>
+        <w:spacing w:lineRule="auto" w:line="276" w:before="0" w:after="160"/>
+        <w:jc w:val="left"/>
+        <w:rPr/>
+      </w:pPr>
+      <w:r>
+        <w:rPr/>
+        <w:t>Descargar datos de usuarios</w:t>
+      </w:r>
+    </w:p>
+    <w:p>
+      <w:pPr>
+        <w:pStyle w:val="Normal"/>
+        <w:widowControl/>
+        <w:bidi w:val="0"/>
+        <w:spacing w:lineRule="auto" w:line="276" w:before="0" w:after="160"/>
+        <w:jc w:val="left"/>
+        <w:rPr/>
+      </w:pPr>
+      <w:r>
+        <w:rPr/>
+        <w:t>Procesar información</w:t>
+      </w:r>
+    </w:p>
+    <w:p>
+      <w:pPr>
+        <w:pStyle w:val="Normal"/>
+        <w:widowControl/>
+        <w:bidi w:val="0"/>
+        <w:spacing w:lineRule="auto" w:line="276" w:before="0" w:after="160"/>
+        <w:jc w:val="left"/>
+        <w:rPr/>
+      </w:pPr>
+      <w:r>
+        <w:rPr/>
+        <w:t>Consultar estado de un servicio externo</w:t>
+      </w:r>
+    </w:p>
+    <w:p>
+      <w:pPr>
+        <w:pStyle w:val="Normal"/>
+        <w:widowControl/>
+        <w:bidi w:val="0"/>
+        <w:spacing w:lineRule="auto" w:line="276" w:before="0" w:after="160"/>
+        <w:jc w:val="left"/>
+        <w:rPr/>
+      </w:pPr>
+      <w:r>
+        <w:rPr/>
+        <w:t>Cada tarea tarda un tiempo diferente.</w:t>
+      </w:r>
+    </w:p>
+    <w:p>
+      <w:pPr>
+        <w:pStyle w:val="Normal"/>
+        <w:widowControl/>
+        <w:bidi w:val="0"/>
+        <w:spacing w:lineRule="auto" w:line="276" w:before="0" w:after="160"/>
+        <w:jc w:val="left"/>
+        <w:rPr>
+          <w:b/>
+          <w:bCs/>
+        </w:rPr>
+      </w:pPr>
+      <w:r>
+        <w:rPr>
+          <w:b/>
+          <w:bCs/>
+        </w:rPr>
+        <w:t>Objetivo</w:t>
+      </w:r>
+    </w:p>
+    <w:p>
+      <w:pPr>
+        <w:pStyle w:val="Normal"/>
+        <w:widowControl/>
+        <w:bidi w:val="0"/>
+        <w:spacing w:lineRule="auto" w:line="276" w:before="0" w:after="160"/>
+        <w:jc w:val="left"/>
+        <w:rPr/>
+      </w:pPr>
+      <w:r>
+        <w:rPr/>
+        <w:t>Implementar estas tareas usando programación asíncrona (Futures) y:</w:t>
+      </w:r>
+    </w:p>
+    <w:p>
+      <w:pPr>
+        <w:pStyle w:val="Normal"/>
+        <w:widowControl/>
+        <w:bidi w:val="0"/>
+        <w:spacing w:lineRule="auto" w:line="276" w:before="0" w:after="160"/>
+        <w:jc w:val="left"/>
+        <w:rPr/>
+      </w:pPr>
+      <w:r>
+        <w:rPr/>
+        <w:t>Ejecutarlas en paralelo</w:t>
+      </w:r>
+    </w:p>
+    <w:p>
+      <w:pPr>
+        <w:pStyle w:val="Normal"/>
+        <w:widowControl/>
+        <w:bidi w:val="0"/>
+        <w:spacing w:lineRule="auto" w:line="276" w:before="0" w:after="160"/>
+        <w:jc w:val="left"/>
+        <w:rPr/>
+      </w:pPr>
+      <w:r>
+        <w:rPr/>
+        <w:t>No bloquear el programa</w:t>
+      </w:r>
+    </w:p>
+    <w:p>
+      <w:pPr>
+        <w:pStyle w:val="Normal"/>
+        <w:widowControl/>
+        <w:bidi w:val="0"/>
+        <w:spacing w:lineRule="auto" w:line="276" w:before="0" w:after="160"/>
+        <w:jc w:val="left"/>
+        <w:rPr/>
+      </w:pPr>
+      <w:r>
+        <w:rPr/>
+        <w:t>Combinar resultados</w:t>
+      </w:r>
+    </w:p>
+    <w:p>
+      <w:pPr>
+        <w:pStyle w:val="Normal"/>
+        <w:widowControl/>
+        <w:bidi w:val="0"/>
+        <w:spacing w:lineRule="auto" w:line="276" w:before="0" w:after="160"/>
+        <w:jc w:val="left"/>
+        <w:rPr/>
+      </w:pPr>
+      <w:r>
+        <w:rPr/>
+        <w:tab/>
+        <w:t>Paso 1: Crear funciones async</w:t>
+      </w:r>
+    </w:p>
+    <w:p>
+      <w:pPr>
+        <w:pStyle w:val="Normal"/>
+        <w:widowControl/>
+        <w:bidi w:val="0"/>
+        <w:spacing w:lineRule="auto" w:line="276" w:before="0" w:after="160"/>
+        <w:jc w:val="left"/>
+        <w:rPr/>
+      </w:pPr>
+      <w:r>
+        <w:rPr/>
+        <w:tab/>
+        <w:t>Paso 2: Crear Futures (tareas)</w:t>
+      </w:r>
+    </w:p>
+    <w:p>
+      <w:pPr>
+        <w:pStyle w:val="Normal"/>
+        <w:widowControl/>
+        <w:bidi w:val="0"/>
+        <w:spacing w:lineRule="auto" w:line="276" w:before="0" w:after="160"/>
+        <w:jc w:val="left"/>
+        <w:rPr/>
+      </w:pPr>
+      <w:r>
+        <w:rPr/>
+        <w:tab/>
+        <w:t>Paso 3: Ejecutar en paralelo</w:t>
+      </w:r>
+    </w:p>
+    <w:p>
+      <w:pPr>
+        <w:pStyle w:val="Normal"/>
+        <w:widowControl/>
+        <w:bidi w:val="0"/>
+        <w:spacing w:lineRule="auto" w:line="276" w:before="0" w:after="160"/>
+        <w:jc w:val="left"/>
+        <w:rPr/>
+      </w:pPr>
+      <w:r>
+        <w:rPr/>
+        <w:tab/>
+        <w:tab/>
+        <w:t>Opción A: Esperar todos (allOf)</w:t>
+      </w:r>
+    </w:p>
+    <w:p>
+      <w:pPr>
+        <w:pStyle w:val="Normal"/>
+        <w:widowControl/>
+        <w:bidi w:val="0"/>
+        <w:spacing w:lineRule="auto" w:line="276" w:before="0" w:after="160"/>
+        <w:jc w:val="left"/>
+        <w:rPr/>
+      </w:pPr>
+      <w:r>
+        <w:rPr/>
+        <w:tab/>
+        <w:tab/>
+        <w:t>Opción B: Obtener el primero (anyOf)</w:t>
+      </w:r>
+    </w:p>
+    <w:p>
+      <w:pPr>
+        <w:pStyle w:val="Normal"/>
+        <w:widowControl/>
+        <w:bidi w:val="0"/>
+        <w:spacing w:lineRule="auto" w:line="276" w:before="0" w:after="160"/>
+        <w:jc w:val="left"/>
+        <w:rPr>
+          <w:b/>
+          <w:bCs/>
+        </w:rPr>
+      </w:pPr>
+      <w:r>
+        <w:rPr>
+          <w:b/>
+          <w:bCs/>
+        </w:rPr>
+        <w:t>Preguntas</w:t>
+      </w:r>
+    </w:p>
+    <w:p>
+      <w:pPr>
+        <w:pStyle w:val="Normal"/>
+        <w:widowControl/>
+        <w:bidi w:val="0"/>
+        <w:spacing w:lineRule="auto" w:line="276" w:before="0" w:after="160"/>
+        <w:jc w:val="left"/>
+        <w:rPr/>
+      </w:pPr>
+      <w:r>
+        <w:rPr/>
+        <w:t>1. ¿Cuál tarea terminó primero y por qué?</w:t>
+      </w:r>
+    </w:p>
+    <w:p>
+      <w:pPr>
+        <w:pStyle w:val="Normal"/>
+        <w:widowControl/>
+        <w:bidi w:val="0"/>
+        <w:spacing w:lineRule="auto" w:line="276" w:before="0" w:after="160"/>
+        <w:jc w:val="left"/>
+        <w:rPr/>
+      </w:pPr>
+      <w:r>
+        <w:rPr/>
+        <w:t>2. ¿Qué pasa si usas .result() en lugar de await?</w:t>
+      </w:r>
+    </w:p>
+    <w:p>
+      <w:pPr>
+        <w:pStyle w:val="Normal"/>
+        <w:widowControl/>
+        <w:bidi w:val="0"/>
+        <w:spacing w:lineRule="auto" w:line="276" w:before="0" w:after="160"/>
+        <w:jc w:val="left"/>
+        <w:rPr/>
+      </w:pPr>
+      <w:r>
+        <w:rPr/>
+        <w:t>3. ¿Se ejecutaron realmente en paralelo? ¿Cómo lo evidencias?</w:t>
+      </w:r>
+    </w:p>
+    <w:p>
+      <w:pPr>
+        <w:pStyle w:val="Normal"/>
+        <w:widowControl/>
+        <w:bidi w:val="0"/>
+        <w:spacing w:lineRule="auto" w:line="276" w:before="0" w:after="160"/>
+        <w:jc w:val="left"/>
+        <w:rPr/>
+      </w:pPr>
+      <w:r>
+        <w:rPr/>
+        <w:t>4. ¿Qué ventaja tiene gather frente a ejecución secuencial?</w:t>
       </w:r>
     </w:p>
     <w:sectPr>
